--- a/fra/docx/44.content.docx
+++ b/fra/docx/44.content.docx
@@ -535,18 +535,12 @@
         </w:rPr>
         <w:t>premier voyage (</w:t>
       </w:r>
-      <w:hyperlink r:id="rId13">
-        <w:r>
-          <w:rPr>
-            <w:lang w:val="fr_FR" w:bidi="fr_FR"/>
-          </w:rPr>
-          <w:rPr>
-            <w:color w:val="0000EE"/>
-            <w:u w:val="single"/>
-          </w:rPr>
-          <w:t>Actes 13 – 14</w:t>
-        </w:r>
-      </w:hyperlink>
+      <w:r>
+        <w:rPr>
+          <w:lang w:val="fr_FR" w:bidi="fr_FR"/>
+        </w:rPr>
+        <w:t>Actes 13 – 14</w:t>
+      </w:r>
       <w:r>
         <w:rPr>
           <w:lang w:val="fr_FR" w:bidi="fr_FR"/>
@@ -571,18 +565,12 @@
         </w:rPr>
         <w:t>deuxième voyage (</w:t>
       </w:r>
-      <w:hyperlink r:id="rId14">
-        <w:r>
-          <w:rPr>
-            <w:lang w:val="fr_FR" w:bidi="fr_FR"/>
-          </w:rPr>
-          <w:rPr>
-            <w:color w:val="0000EE"/>
-            <w:u w:val="single"/>
-          </w:rPr>
-          <w:t>Actes 15.36 – 18.22</w:t>
-        </w:r>
-      </w:hyperlink>
+      <w:r>
+        <w:rPr>
+          <w:lang w:val="fr_FR" w:bidi="fr_FR"/>
+        </w:rPr>
+        <w:t>Actes 15.36 – 18.22</w:t>
+      </w:r>
       <w:r>
         <w:rPr>
           <w:lang w:val="fr_FR" w:bidi="fr_FR"/>
@@ -607,18 +595,12 @@
         </w:rPr>
         <w:t>troisième voyage (</w:t>
       </w:r>
-      <w:hyperlink r:id="rId15">
-        <w:r>
-          <w:rPr>
-            <w:lang w:val="fr_FR" w:bidi="fr_FR"/>
-          </w:rPr>
-          <w:rPr>
-            <w:color w:val="0000EE"/>
-            <w:u w:val="single"/>
-          </w:rPr>
-          <w:t>Actes 18.23 – 20.38</w:t>
-        </w:r>
-      </w:hyperlink>
+      <w:r>
+        <w:rPr>
+          <w:lang w:val="fr_FR" w:bidi="fr_FR"/>
+        </w:rPr>
+        <w:t>Actes 18.23 – 20.38</w:t>
+      </w:r>
       <w:r>
         <w:rPr>
           <w:lang w:val="fr_FR" w:bidi="fr_FR"/>
@@ -643,18 +625,12 @@
         </w:rPr>
         <w:t>quatrième voyage (</w:t>
       </w:r>
-      <w:hyperlink r:id="rId16">
-        <w:r>
-          <w:rPr>
-            <w:lang w:val="fr_FR" w:bidi="fr_FR"/>
-          </w:rPr>
-          <w:rPr>
-            <w:color w:val="0000EE"/>
-            <w:u w:val="single"/>
-          </w:rPr>
-          <w:t>Actes 27 – 28</w:t>
-        </w:r>
-      </w:hyperlink>
+      <w:r>
+        <w:rPr>
+          <w:lang w:val="fr_FR" w:bidi="fr_FR"/>
+        </w:rPr>
+        <w:t>Actes 27 – 28</w:t>
+      </w:r>
       <w:r>
         <w:rPr>
           <w:lang w:val="fr_FR" w:bidi="fr_FR"/>
